--- a/SG2_Units/SG2_Artefacts/SG2_Vision.docx
+++ b/SG2_Units/SG2_Artefacts/SG2_Vision.docx
@@ -2,40 +2,44 @@
 <file path=word/document.xml><?xml version="1.0" encoding="utf-8"?>
 <w:document xmlns:wpc="http://schemas.microsoft.com/office/word/2010/wordprocessingCanvas" xmlns:cx="http://schemas.microsoft.com/office/drawing/2014/chartex" xmlns:cx1="http://schemas.microsoft.com/office/drawing/2015/9/8/chartex" xmlns:cx2="http://schemas.microsoft.com/office/drawing/2015/10/21/chartex" xmlns:cx3="http://schemas.microsoft.com/office/drawing/2016/5/9/chartex" xmlns:cx4="http://schemas.microsoft.com/office/drawing/2016/5/10/chartex" xmlns:cx5="http://schemas.microsoft.com/office/drawing/2016/5/11/chartex" xmlns:cx6="http://schemas.microsoft.com/office/drawing/2016/5/12/chartex" xmlns:cx7="http://schemas.microsoft.com/office/drawing/2016/5/13/chartex" xmlns:cx8="http://schemas.microsoft.com/office/drawing/2016/5/14/chartex" xmlns:mc="http://schemas.openxmlformats.org/markup-compatibility/2006" xmlns:aink="http://schemas.microsoft.com/office/drawing/2016/ink" xmlns:am3d="http://schemas.microsoft.com/office/drawing/2017/model3d" xmlns:o="urn:schemas-microsoft-com:office:office" xmlns:oel="http://schemas.microsoft.com/office/2019/extlst" xmlns:r="http://schemas.openxmlformats.org/officeDocument/2006/relationships" xmlns:m="http://schemas.openxmlformats.org/officeDocument/2006/math" xmlns:v="urn:schemas-microsoft-com:vml" xmlns:wp14="http://schemas.microsoft.com/office/word/2010/wordprocessingDrawing" xmlns:wp="http://schemas.openxmlformats.org/drawingml/2006/wordprocessingDrawing" xmlns:w10="urn:schemas-microsoft-com:office:word" xmlns:w="http://schemas.openxmlformats.org/wordprocessingml/2006/main" xmlns:w14="http://schemas.microsoft.com/office/word/2010/wordml" xmlns:w15="http://schemas.microsoft.com/office/word/2012/wordml" xmlns:w16cex="http://schemas.microsoft.com/office/word/2018/wordml/cex" xmlns:w16cid="http://schemas.microsoft.com/office/word/2016/wordml/cid" xmlns:w16="http://schemas.microsoft.com/office/word/2018/wordml" xmlns:w16du="http://schemas.microsoft.com/office/word/2023/wordml/word16du" xmlns:w16sdtdh="http://schemas.microsoft.com/office/word/2020/wordml/sdtdatahash" xmlns:w16sdtfl="http://schemas.microsoft.com/office/word/2024/wordml/sdtformatlock" xmlns:w16se="http://schemas.microsoft.com/office/word/2015/wordml/symex" xmlns:wpg="http://schemas.microsoft.com/office/word/2010/wordprocessingGroup" xmlns:wpi="http://schemas.microsoft.com/office/word/2010/wordprocessingInk" xmlns:wne="http://schemas.microsoft.com/office/word/2006/wordml" xmlns:wps="http://schemas.microsoft.com/office/word/2010/wordprocessingShape" mc:Ignorable="w14 w15 w16se w16cid w16 w16cex w16sdtdh w16sdtfl w16du wp14">
   <w:body>
-    <w:p xmlns:wp14="http://schemas.microsoft.com/office/word/2010/wordml" wp14:textId="77777777">
+    <w:p>
       <w:pPr>
         <w:pStyle w:val="MainTitle"/>
+      </w:pPr>
+      <w:r>
         <w:rPr>
           <w:lang w:val="en-GB"/>
         </w:rPr>
-      </w:pPr>
+        <w:t>Vision</w:t>
+      </w:r>
       <w:r>
         <w:rPr>
           <w:lang w:val="en-GB"/>
         </w:rPr>
-        <w:t>Vision</w:t>
-      </w:r>
-      <w:r>
-        <w:rPr>
-          <w:lang w:val="en-GB"/>
-        </w:rPr>
         <w:t xml:space="preserve"> Documentation</w:t>
       </w:r>
     </w:p>
-    <w:p xmlns:wp14="http://schemas.microsoft.com/office/word/2010/wordml" wp14:textId="77777777">
+    <w:p>
       <w:pPr>
         <w:pStyle w:val="MainTitle"/>
-        <w:jc w:val="left"/>
-        <w:rPr>
-          <w:lang w:val="en-GB"/>
-        </w:rPr>
-      </w:pPr>
-      <w:r>
-        <w:rPr>
-          <w:lang w:val="en-GB"/>
-        </w:rPr>
-        <w:t xml:space="preserve"> </w:t>
-      </w:r>
+        <w:rPr>
+          <w:color w:val="4472C4" w:themeColor="accent1" w:themeTint="FF" w:themeShade="FF"/>
+          <w:sz w:val="24"/>
+          <w:szCs w:val="24"/>
+        </w:rPr>
+      </w:pPr>
+      <w:hyperlink r:id="R949fd5f2629346ed">
+        <w:r>
+          <w:rPr>
+            <w:rStyle w:val="Hyperlnk"/>
+            <w:color w:val="4472C4" w:themeColor="accent1" w:themeTint="FF" w:themeShade="FF"/>
+            <w:sz w:val="24"/>
+            <w:szCs w:val="24"/>
+            <w:lang w:val="en-GB"/>
+          </w:rPr>
+          <w:t>https://github.com/DanielJ0131/interactive-house</w:t>
+        </w:r>
+      </w:hyperlink>
     </w:p>
     <w:p>
       <w:pPr>
@@ -107,10 +111,6 @@
             <w:tabs>
               <w:tab w:val="right" w:leader="dot" w:pos="9360"/>
             </w:tabs>
-            <w:bidi w:val="0"/>
-            <w:rPr>
-              <w:rStyle w:val="Hyperlnk"/>
-            </w:rPr>
           </w:pPr>
           <w:r>
             <w:fldChar w:fldCharType="begin"/>
@@ -121,7 +121,7 @@
           <w:r>
             <w:fldChar w:fldCharType="separate"/>
           </w:r>
-          <w:hyperlink w:anchor="_Toc753236800">
+          <w:hyperlink w:anchor="_Toc2030899341">
             <w:r>
               <w:rPr>
                 <w:rStyle w:val="Hyperlnk"/>
@@ -135,7 +135,7 @@
               <w:fldChar w:fldCharType="begin"/>
             </w:r>
             <w:r>
-              <w:instrText xml:space="preserve">PAGEREF _Toc753236800 \h</w:instrText>
+              <w:instrText xml:space="preserve">PAGEREF _Toc2030899341 \h</w:instrText>
             </w:r>
             <w:r>
               <w:fldChar w:fldCharType="separate"/>
@@ -157,12 +157,8 @@
             <w:tabs>
               <w:tab w:val="right" w:leader="dot" w:pos="9360"/>
             </w:tabs>
-            <w:bidi w:val="0"/>
-            <w:rPr>
-              <w:rStyle w:val="Hyperlnk"/>
-            </w:rPr>
           </w:pPr>
-          <w:hyperlink w:anchor="_Toc1872625029">
+          <w:hyperlink w:anchor="_Toc1206218563">
             <w:r>
               <w:rPr>
                 <w:rStyle w:val="Hyperlnk"/>
@@ -176,7 +172,7 @@
               <w:fldChar w:fldCharType="begin"/>
             </w:r>
             <w:r>
-              <w:instrText xml:space="preserve">PAGEREF _Toc1872625029 \h</w:instrText>
+              <w:instrText xml:space="preserve">PAGEREF _Toc1206218563 \h</w:instrText>
             </w:r>
             <w:r>
               <w:fldChar w:fldCharType="separate"/>
@@ -186,6 +182,265 @@
                 <w:rStyle w:val="Hyperlnk"/>
               </w:rPr>
               <w:t>3</w:t>
+            </w:r>
+            <w:r>
+              <w:fldChar w:fldCharType="end"/>
+            </w:r>
+          </w:hyperlink>
+        </w:p>
+        <w:p>
+          <w:pPr>
+            <w:pStyle w:val="Innehll2"/>
+            <w:tabs>
+              <w:tab w:val="right" w:leader="dot" w:pos="9360"/>
+            </w:tabs>
+          </w:pPr>
+          <w:hyperlink w:anchor="_Toc1867479266">
+            <w:r>
+              <w:rPr>
+                <w:rStyle w:val="Hyperlnk"/>
+              </w:rPr>
+              <w:t>1. Project Background</w:t>
+            </w:r>
+            <w:r>
+              <w:tab/>
+            </w:r>
+            <w:r>
+              <w:fldChar w:fldCharType="begin"/>
+            </w:r>
+            <w:r>
+              <w:instrText xml:space="preserve">PAGEREF _Toc1867479266 \h</w:instrText>
+            </w:r>
+            <w:r>
+              <w:fldChar w:fldCharType="separate"/>
+            </w:r>
+            <w:r>
+              <w:rPr>
+                <w:rStyle w:val="Hyperlnk"/>
+              </w:rPr>
+              <w:t>3</w:t>
+            </w:r>
+            <w:r>
+              <w:fldChar w:fldCharType="end"/>
+            </w:r>
+          </w:hyperlink>
+        </w:p>
+        <w:p>
+          <w:pPr>
+            <w:pStyle w:val="Innehll2"/>
+            <w:tabs>
+              <w:tab w:val="right" w:leader="dot" w:pos="9360"/>
+            </w:tabs>
+          </w:pPr>
+          <w:hyperlink w:anchor="_Toc454277107">
+            <w:r>
+              <w:rPr>
+                <w:rStyle w:val="Hyperlnk"/>
+              </w:rPr>
+              <w:t>2. Problem Statement</w:t>
+            </w:r>
+            <w:r>
+              <w:tab/>
+            </w:r>
+            <w:r>
+              <w:fldChar w:fldCharType="begin"/>
+            </w:r>
+            <w:r>
+              <w:instrText xml:space="preserve">PAGEREF _Toc454277107 \h</w:instrText>
+            </w:r>
+            <w:r>
+              <w:fldChar w:fldCharType="separate"/>
+            </w:r>
+            <w:r>
+              <w:rPr>
+                <w:rStyle w:val="Hyperlnk"/>
+              </w:rPr>
+              <w:t>3</w:t>
+            </w:r>
+            <w:r>
+              <w:fldChar w:fldCharType="end"/>
+            </w:r>
+          </w:hyperlink>
+        </w:p>
+        <w:p>
+          <w:pPr>
+            <w:pStyle w:val="Innehll2"/>
+            <w:tabs>
+              <w:tab w:val="right" w:leader="dot" w:pos="9360"/>
+            </w:tabs>
+          </w:pPr>
+          <w:hyperlink w:anchor="_Toc219752676">
+            <w:r>
+              <w:rPr>
+                <w:rStyle w:val="Hyperlnk"/>
+              </w:rPr>
+              <w:t>3. Vision Statement</w:t>
+            </w:r>
+            <w:r>
+              <w:tab/>
+            </w:r>
+            <w:r>
+              <w:fldChar w:fldCharType="begin"/>
+            </w:r>
+            <w:r>
+              <w:instrText xml:space="preserve">PAGEREF _Toc219752676 \h</w:instrText>
+            </w:r>
+            <w:r>
+              <w:fldChar w:fldCharType="separate"/>
+            </w:r>
+            <w:r>
+              <w:rPr>
+                <w:rStyle w:val="Hyperlnk"/>
+              </w:rPr>
+              <w:t>3</w:t>
+            </w:r>
+            <w:r>
+              <w:fldChar w:fldCharType="end"/>
+            </w:r>
+          </w:hyperlink>
+        </w:p>
+        <w:p>
+          <w:pPr>
+            <w:pStyle w:val="Innehll2"/>
+            <w:tabs>
+              <w:tab w:val="right" w:leader="dot" w:pos="9360"/>
+            </w:tabs>
+          </w:pPr>
+          <w:hyperlink w:anchor="_Toc849951067">
+            <w:r>
+              <w:rPr>
+                <w:rStyle w:val="Hyperlnk"/>
+              </w:rPr>
+              <w:t>4. Subgroup Goals &amp; Scope</w:t>
+            </w:r>
+            <w:r>
+              <w:tab/>
+            </w:r>
+            <w:r>
+              <w:fldChar w:fldCharType="begin"/>
+            </w:r>
+            <w:r>
+              <w:instrText xml:space="preserve">PAGEREF _Toc849951067 \h</w:instrText>
+            </w:r>
+            <w:r>
+              <w:fldChar w:fldCharType="separate"/>
+            </w:r>
+            <w:r>
+              <w:rPr>
+                <w:rStyle w:val="Hyperlnk"/>
+              </w:rPr>
+              <w:t>4</w:t>
+            </w:r>
+            <w:r>
+              <w:fldChar w:fldCharType="end"/>
+            </w:r>
+          </w:hyperlink>
+        </w:p>
+        <w:p>
+          <w:pPr>
+            <w:pStyle w:val="Innehll2"/>
+            <w:tabs>
+              <w:tab w:val="right" w:leader="dot" w:pos="9360"/>
+            </w:tabs>
+          </w:pPr>
+          <w:hyperlink w:anchor="_Toc1446434719">
+            <w:r>
+              <w:rPr>
+                <w:rStyle w:val="Hyperlnk"/>
+              </w:rPr>
+              <w:t>5. Stakeholders</w:t>
+            </w:r>
+            <w:r>
+              <w:tab/>
+            </w:r>
+            <w:r>
+              <w:fldChar w:fldCharType="begin"/>
+            </w:r>
+            <w:r>
+              <w:instrText xml:space="preserve">PAGEREF _Toc1446434719 \h</w:instrText>
+            </w:r>
+            <w:r>
+              <w:fldChar w:fldCharType="separate"/>
+            </w:r>
+            <w:r>
+              <w:rPr>
+                <w:rStyle w:val="Hyperlnk"/>
+              </w:rPr>
+              <w:t>4</w:t>
+            </w:r>
+            <w:r>
+              <w:fldChar w:fldCharType="end"/>
+            </w:r>
+          </w:hyperlink>
+        </w:p>
+        <w:p>
+          <w:pPr>
+            <w:pStyle w:val="Innehll2"/>
+            <w:tabs>
+              <w:tab w:val="right" w:leader="dot" w:pos="9360"/>
+            </w:tabs>
+          </w:pPr>
+          <w:hyperlink w:anchor="_Toc2141531517">
+            <w:r>
+              <w:rPr>
+                <w:rStyle w:val="Hyperlnk"/>
+              </w:rPr>
+              <w:t>6. Web Interface Perspective</w:t>
+            </w:r>
+            <w:r>
+              <w:tab/>
+            </w:r>
+            <w:r>
+              <w:fldChar w:fldCharType="begin"/>
+            </w:r>
+            <w:r>
+              <w:instrText xml:space="preserve">PAGEREF _Toc2141531517 \h</w:instrText>
+            </w:r>
+            <w:r>
+              <w:fldChar w:fldCharType="separate"/>
+            </w:r>
+            <w:r>
+              <w:rPr>
+                <w:rStyle w:val="Hyperlnk"/>
+              </w:rPr>
+              <w:t>5</w:t>
+            </w:r>
+            <w:r>
+              <w:fldChar w:fldCharType="end"/>
+            </w:r>
+          </w:hyperlink>
+        </w:p>
+        <w:p>
+          <w:pPr>
+            <w:pStyle w:val="Innehll2"/>
+            <w:tabs>
+              <w:tab w:val="right" w:leader="dot" w:pos="9360"/>
+            </w:tabs>
+          </w:pPr>
+          <w:hyperlink w:anchor="_Toc661292621">
+            <w:r>
+              <w:rPr>
+                <w:rStyle w:val="Hyperlnk"/>
+              </w:rPr>
+              <w:t>7. Mobile App Perspective</w:t>
+            </w:r>
+            <w:r>
+              <w:tab/>
+            </w:r>
+            <w:r>
+              <w:fldChar w:fldCharType="begin"/>
+            </w:r>
+            <w:r>
+              <w:instrText xml:space="preserve">PAGEREF _Toc661292621 \h</w:instrText>
+            </w:r>
+            <w:r>
+              <w:fldChar w:fldCharType="separate"/>
+            </w:r>
+            <w:r>
+              <w:rPr>
+                <w:rStyle w:val="Hyperlnk"/>
+              </w:rPr>
+              <w:t>6</w:t>
             </w:r>
             <w:r>
               <w:fldChar w:fldCharType="end"/>
@@ -199,285 +454,7 @@
               <w:tab w:val="right" w:leader="dot" w:pos="9360"/>
             </w:tabs>
             <w:bidi w:val="0"/>
-            <w:rPr>
-              <w:rStyle w:val="Hyperlnk"/>
-            </w:rPr>
           </w:pPr>
-          <w:hyperlink w:anchor="_Toc1808348695">
-            <w:r>
-              <w:rPr>
-                <w:rStyle w:val="Hyperlnk"/>
-              </w:rPr>
-              <w:t>1. Project Background</w:t>
-            </w:r>
-            <w:r>
-              <w:tab/>
-            </w:r>
-            <w:r>
-              <w:fldChar w:fldCharType="begin"/>
-            </w:r>
-            <w:r>
-              <w:instrText xml:space="preserve">PAGEREF _Toc1808348695 \h</w:instrText>
-            </w:r>
-            <w:r>
-              <w:fldChar w:fldCharType="separate"/>
-            </w:r>
-            <w:r>
-              <w:rPr>
-                <w:rStyle w:val="Hyperlnk"/>
-              </w:rPr>
-              <w:t>3</w:t>
-            </w:r>
-            <w:r>
-              <w:fldChar w:fldCharType="end"/>
-            </w:r>
-          </w:hyperlink>
-        </w:p>
-        <w:p>
-          <w:pPr>
-            <w:pStyle w:val="Innehll2"/>
-            <w:tabs>
-              <w:tab w:val="right" w:leader="dot" w:pos="9360"/>
-            </w:tabs>
-            <w:bidi w:val="0"/>
-            <w:rPr>
-              <w:rStyle w:val="Hyperlnk"/>
-            </w:rPr>
-          </w:pPr>
-          <w:hyperlink w:anchor="_Toc1764662142">
-            <w:r>
-              <w:rPr>
-                <w:rStyle w:val="Hyperlnk"/>
-              </w:rPr>
-              <w:t>2. Problem Statement</w:t>
-            </w:r>
-            <w:r>
-              <w:tab/>
-            </w:r>
-            <w:r>
-              <w:fldChar w:fldCharType="begin"/>
-            </w:r>
-            <w:r>
-              <w:instrText xml:space="preserve">PAGEREF _Toc1764662142 \h</w:instrText>
-            </w:r>
-            <w:r>
-              <w:fldChar w:fldCharType="separate"/>
-            </w:r>
-            <w:r>
-              <w:rPr>
-                <w:rStyle w:val="Hyperlnk"/>
-              </w:rPr>
-              <w:t>3</w:t>
-            </w:r>
-            <w:r>
-              <w:fldChar w:fldCharType="end"/>
-            </w:r>
-          </w:hyperlink>
-        </w:p>
-        <w:p>
-          <w:pPr>
-            <w:pStyle w:val="Innehll2"/>
-            <w:tabs>
-              <w:tab w:val="right" w:leader="dot" w:pos="9360"/>
-            </w:tabs>
-            <w:bidi w:val="0"/>
-            <w:rPr>
-              <w:rStyle w:val="Hyperlnk"/>
-            </w:rPr>
-          </w:pPr>
-          <w:hyperlink w:anchor="_Toc1831193039">
-            <w:r>
-              <w:rPr>
-                <w:rStyle w:val="Hyperlnk"/>
-              </w:rPr>
-              <w:t>3. Vision Statement</w:t>
-            </w:r>
-            <w:r>
-              <w:tab/>
-            </w:r>
-            <w:r>
-              <w:fldChar w:fldCharType="begin"/>
-            </w:r>
-            <w:r>
-              <w:instrText xml:space="preserve">PAGEREF _Toc1831193039 \h</w:instrText>
-            </w:r>
-            <w:r>
-              <w:fldChar w:fldCharType="separate"/>
-            </w:r>
-            <w:r>
-              <w:rPr>
-                <w:rStyle w:val="Hyperlnk"/>
-              </w:rPr>
-              <w:t>3</w:t>
-            </w:r>
-            <w:r>
-              <w:fldChar w:fldCharType="end"/>
-            </w:r>
-          </w:hyperlink>
-        </w:p>
-        <w:p>
-          <w:pPr>
-            <w:pStyle w:val="Innehll2"/>
-            <w:tabs>
-              <w:tab w:val="right" w:leader="dot" w:pos="9360"/>
-            </w:tabs>
-            <w:bidi w:val="0"/>
-            <w:rPr>
-              <w:rStyle w:val="Hyperlnk"/>
-            </w:rPr>
-          </w:pPr>
-          <w:hyperlink w:anchor="_Toc519642316">
-            <w:r>
-              <w:rPr>
-                <w:rStyle w:val="Hyperlnk"/>
-              </w:rPr>
-              <w:t>4. Subgroup Goals &amp; Scope</w:t>
-            </w:r>
-            <w:r>
-              <w:tab/>
-            </w:r>
-            <w:r>
-              <w:fldChar w:fldCharType="begin"/>
-            </w:r>
-            <w:r>
-              <w:instrText xml:space="preserve">PAGEREF _Toc519642316 \h</w:instrText>
-            </w:r>
-            <w:r>
-              <w:fldChar w:fldCharType="separate"/>
-            </w:r>
-            <w:r>
-              <w:rPr>
-                <w:rStyle w:val="Hyperlnk"/>
-              </w:rPr>
-              <w:t>4</w:t>
-            </w:r>
-            <w:r>
-              <w:fldChar w:fldCharType="end"/>
-            </w:r>
-          </w:hyperlink>
-        </w:p>
-        <w:p>
-          <w:pPr>
-            <w:pStyle w:val="Innehll2"/>
-            <w:tabs>
-              <w:tab w:val="right" w:leader="dot" w:pos="9360"/>
-            </w:tabs>
-            <w:bidi w:val="0"/>
-            <w:rPr>
-              <w:rStyle w:val="Hyperlnk"/>
-            </w:rPr>
-          </w:pPr>
-          <w:hyperlink w:anchor="_Toc197096820">
-            <w:r>
-              <w:rPr>
-                <w:rStyle w:val="Hyperlnk"/>
-              </w:rPr>
-              <w:t>5. Stakeholders</w:t>
-            </w:r>
-            <w:r>
-              <w:tab/>
-            </w:r>
-            <w:r>
-              <w:fldChar w:fldCharType="begin"/>
-            </w:r>
-            <w:r>
-              <w:instrText xml:space="preserve">PAGEREF _Toc197096820 \h</w:instrText>
-            </w:r>
-            <w:r>
-              <w:fldChar w:fldCharType="separate"/>
-            </w:r>
-            <w:r>
-              <w:rPr>
-                <w:rStyle w:val="Hyperlnk"/>
-              </w:rPr>
-              <w:t>4</w:t>
-            </w:r>
-            <w:r>
-              <w:fldChar w:fldCharType="end"/>
-            </w:r>
-          </w:hyperlink>
-        </w:p>
-        <w:p>
-          <w:pPr>
-            <w:pStyle w:val="Innehll2"/>
-            <w:tabs>
-              <w:tab w:val="right" w:leader="dot" w:pos="9360"/>
-            </w:tabs>
-            <w:bidi w:val="0"/>
-            <w:rPr>
-              <w:rStyle w:val="Hyperlnk"/>
-            </w:rPr>
-          </w:pPr>
-          <w:hyperlink w:anchor="_Toc1636662117">
-            <w:r>
-              <w:rPr>
-                <w:rStyle w:val="Hyperlnk"/>
-              </w:rPr>
-              <w:t>6. Web Interface Perspective</w:t>
-            </w:r>
-            <w:r>
-              <w:tab/>
-            </w:r>
-            <w:r>
-              <w:fldChar w:fldCharType="begin"/>
-            </w:r>
-            <w:r>
-              <w:instrText xml:space="preserve">PAGEREF _Toc1636662117 \h</w:instrText>
-            </w:r>
-            <w:r>
-              <w:fldChar w:fldCharType="separate"/>
-            </w:r>
-            <w:r>
-              <w:rPr>
-                <w:rStyle w:val="Hyperlnk"/>
-              </w:rPr>
-              <w:t>5</w:t>
-            </w:r>
-            <w:r>
-              <w:fldChar w:fldCharType="end"/>
-            </w:r>
-          </w:hyperlink>
-        </w:p>
-        <w:p>
-          <w:pPr>
-            <w:pStyle w:val="Innehll2"/>
-            <w:tabs>
-              <w:tab w:val="right" w:leader="dot" w:pos="9360"/>
-            </w:tabs>
-            <w:bidi w:val="0"/>
-            <w:rPr>
-              <w:rStyle w:val="Hyperlnk"/>
-            </w:rPr>
-          </w:pPr>
-          <w:hyperlink w:anchor="_Toc66918426">
-            <w:r>
-              <w:rPr>
-                <w:rStyle w:val="Hyperlnk"/>
-              </w:rPr>
-              <w:t>7. Mobile App Perspective</w:t>
-            </w:r>
-            <w:r>
-              <w:tab/>
-            </w:r>
-            <w:r>
-              <w:fldChar w:fldCharType="begin"/>
-            </w:r>
-            <w:r>
-              <w:instrText xml:space="preserve">PAGEREF _Toc66918426 \h</w:instrText>
-            </w:r>
-            <w:r>
-              <w:fldChar w:fldCharType="separate"/>
-            </w:r>
-            <w:r>
-              <w:rPr>
-                <w:rStyle w:val="Hyperlnk"/>
-              </w:rPr>
-              <w:t>6</w:t>
-            </w:r>
-            <w:r>
-              <w:fldChar w:fldCharType="end"/>
-            </w:r>
-          </w:hyperlink>
           <w:r>
             <w:fldChar w:fldCharType="end"/>
           </w:r>
@@ -501,12 +478,12 @@
         <w:pStyle w:val="Rubrik1"/>
         <w:jc w:val="center"/>
       </w:pPr>
-      <w:bookmarkStart w:name="_Toc753236800" w:id="1630938752"/>
+      <w:bookmarkStart w:name="_Toc2030899341" w:id="2049402577"/>
       <w:r>
         <w:rPr/>
         <w:t>Revision History</w:t>
       </w:r>
-      <w:bookmarkEnd w:id="1630938752"/>
+      <w:bookmarkEnd w:id="2049402577"/>
     </w:p>
     <w:p xmlns:wp14="http://schemas.microsoft.com/office/word/2010/wordml" wp14:textId="77777777">
       <w:pPr>
@@ -1026,6 +1003,80 @@
           </w:p>
         </w:tc>
       </w:tr>
+      <w:tr>
+        <w:trPr>
+          <w:trHeight w:val="300"/>
+        </w:trPr>
+        <w:tblPrEx>
+          <w:tblCellMar>
+            <w:top w:w="0" w:type="dxa"/>
+            <w:bottom w:w="0" w:type="dxa"/>
+          </w:tblCellMar>
+        </w:tblPrEx>
+        <w:tc>
+          <w:tcPr>
+            <w:tcW w:w="2304" w:type="dxa"/>
+            <w:tcMar/>
+          </w:tcPr>
+          <w:p>
+            <w:pPr>
+              <w:pStyle w:val="Tabletext"/>
+            </w:pPr>
+            <w:r>
+              <w:rPr/>
+              <w:t>25/May/26</w:t>
+            </w:r>
+          </w:p>
+        </w:tc>
+        <w:tc>
+          <w:tcPr>
+            <w:tcW w:w="1152" w:type="dxa"/>
+            <w:tcMar/>
+          </w:tcPr>
+          <w:p>
+            <w:pPr>
+              <w:pStyle w:val="Tabletext"/>
+            </w:pPr>
+            <w:r>
+              <w:rPr/>
+              <w:t>1.5</w:t>
+            </w:r>
+          </w:p>
+        </w:tc>
+        <w:tc>
+          <w:tcPr>
+            <w:tcW w:w="3744" w:type="dxa"/>
+            <w:tcMar/>
+          </w:tcPr>
+          <w:p>
+            <w:pPr>
+              <w:pStyle w:val="Tabletext"/>
+            </w:pPr>
+            <w:r>
+              <w:rPr>
+                <w:noProof w:val="0"/>
+                <w:lang w:val="en-US"/>
+              </w:rPr>
+              <w:t>Add Github Link</w:t>
+            </w:r>
+          </w:p>
+        </w:tc>
+        <w:tc>
+          <w:tcPr>
+            <w:tcW w:w="2304" w:type="dxa"/>
+            <w:tcMar/>
+          </w:tcPr>
+          <w:p>
+            <w:pPr>
+              <w:pStyle w:val="Tabletext"/>
+            </w:pPr>
+            <w:r>
+              <w:rPr/>
+              <w:t>Daniel Jönsson</w:t>
+            </w:r>
+          </w:p>
+        </w:tc>
+      </w:tr>
     </w:tbl>
     <w:p xmlns:wp14="http://schemas.microsoft.com/office/word/2010/wordml" wp14:textId="77777777">
       <w:pPr>
@@ -1065,7 +1116,7 @@
         </w:rPr>
       </w:pPr>
       <w:bookmarkStart w:name="_Toc130200185" w:id="0"/>
-      <w:bookmarkStart w:name="_Toc1872625029" w:id="1194959240"/>
+      <w:bookmarkStart w:name="_Toc1206218563" w:id="1467178110"/>
       <w:r>
         <w:rPr>
           <w:rFonts w:ascii="Arial" w:hAnsi="Arial" w:eastAsia="Arial" w:cs="Arial"/>
@@ -1074,7 +1125,7 @@
         </w:rPr>
         <w:t>Product Overview</w:t>
       </w:r>
-      <w:bookmarkEnd w:id="1194959240"/>
+      <w:bookmarkEnd w:id="1467178110"/>
     </w:p>
     <w:p xmlns:wp14="http://schemas.microsoft.com/office/word/2010/wordml" wp14:textId="77777777">
       <w:pPr>
@@ -1097,7 +1148,7 @@
           <w:szCs w:val="24"/>
         </w:rPr>
       </w:pPr>
-      <w:bookmarkStart w:name="_Toc1808348695" w:id="338956515"/>
+      <w:bookmarkStart w:name="_Toc1867479266" w:id="1458751016"/>
       <w:r>
         <w:rPr>
           <w:rFonts w:ascii="Arial" w:hAnsi="Arial" w:eastAsia="Arial" w:cs="Arial"/>
@@ -1118,7 +1169,7 @@
         </w:rPr>
         <w:t>Project Background</w:t>
       </w:r>
-      <w:bookmarkEnd w:id="338956515"/>
+      <w:bookmarkEnd w:id="1458751016"/>
     </w:p>
     <w:p>
       <w:pPr>
@@ -1402,7 +1453,7 @@
           <w:szCs w:val="24"/>
         </w:rPr>
       </w:pPr>
-      <w:bookmarkStart w:name="_Toc1764662142" w:id="1044173970"/>
+      <w:bookmarkStart w:name="_Toc454277107" w:id="531917758"/>
       <w:r>
         <w:rPr>
           <w:rFonts w:ascii="Arial" w:hAnsi="Arial" w:eastAsia="Arial" w:cs="Arial"/>
@@ -1423,7 +1474,7 @@
         </w:rPr>
         <w:t>Problem Statement</w:t>
       </w:r>
-      <w:bookmarkEnd w:id="1044173970"/>
+      <w:bookmarkEnd w:id="531917758"/>
     </w:p>
     <w:p>
       <w:pPr>
@@ -1573,7 +1624,7 @@
           <w:szCs w:val="24"/>
         </w:rPr>
       </w:pPr>
-      <w:bookmarkStart w:name="_Toc1831193039" w:id="775260158"/>
+      <w:bookmarkStart w:name="_Toc219752676" w:id="1390423022"/>
       <w:r>
         <w:rPr>
           <w:rFonts w:ascii="Arial" w:hAnsi="Arial" w:eastAsia="Arial" w:cs="Arial"/>
@@ -1594,7 +1645,7 @@
         </w:rPr>
         <w:t>Vision Statement</w:t>
       </w:r>
-      <w:bookmarkEnd w:id="775260158"/>
+      <w:bookmarkEnd w:id="1390423022"/>
     </w:p>
     <w:p>
       <w:pPr>
@@ -1680,7 +1731,7 @@
           <w:szCs w:val="24"/>
         </w:rPr>
       </w:pPr>
-      <w:bookmarkStart w:name="_Toc519642316" w:id="1751387536"/>
+      <w:bookmarkStart w:name="_Toc849951067" w:id="1461419053"/>
       <w:r>
         <w:rPr>
           <w:rFonts w:ascii="Arial" w:hAnsi="Arial" w:eastAsia="Arial" w:cs="Arial"/>
@@ -1701,7 +1752,7 @@
         </w:rPr>
         <w:t>Subgroup Goals &amp; Scope</w:t>
       </w:r>
-      <w:bookmarkEnd w:id="1751387536"/>
+      <w:bookmarkEnd w:id="1461419053"/>
     </w:p>
     <w:p>
       <w:pPr>
@@ -1896,7 +1947,7 @@
           <w:szCs w:val="24"/>
         </w:rPr>
       </w:pPr>
-      <w:bookmarkStart w:name="_Toc197096820" w:id="537006070"/>
+      <w:bookmarkStart w:name="_Toc1446434719" w:id="633723649"/>
       <w:r>
         <w:rPr>
           <w:rFonts w:ascii="Arial" w:hAnsi="Arial" w:eastAsia="Arial" w:cs="Arial"/>
@@ -1917,7 +1968,7 @@
         </w:rPr>
         <w:t>Stakeholders</w:t>
       </w:r>
-      <w:bookmarkEnd w:id="537006070"/>
+      <w:bookmarkEnd w:id="633723649"/>
     </w:p>
     <w:p>
       <w:pPr>
@@ -2218,7 +2269,7 @@
           <w:lang w:val="en-US"/>
         </w:rPr>
       </w:pPr>
-      <w:bookmarkStart w:name="_Toc1636662117" w:id="1900977825"/>
+      <w:bookmarkStart w:name="_Toc2141531517" w:id="1505567704"/>
       <w:r>
         <w:rPr>
           <w:rFonts w:ascii="Arial" w:hAnsi="Arial" w:eastAsia="Arial" w:cs="Arial"/>
@@ -2231,7 +2282,7 @@
         </w:rPr>
         <w:t>6. Web Interface Perspective</w:t>
       </w:r>
-      <w:bookmarkEnd w:id="1900977825"/>
+      <w:bookmarkEnd w:id="1505567704"/>
     </w:p>
     <w:p>
       <w:pPr>
@@ -2425,6 +2476,7 @@
         </w:rPr>
       </w:pPr>
       <w:bookmarkStart w:name="_Toc66918426" w:id="1042936409"/>
+      <w:bookmarkStart w:name="_Toc661292621" w:id="290874558"/>
       <w:r>
         <w:rPr>
           <w:rFonts w:ascii="Arial" w:hAnsi="Arial" w:eastAsia="Arial" w:cs="Arial"/>
@@ -2498,6 +2550,7 @@
         <w:t>Perspective</w:t>
       </w:r>
       <w:bookmarkEnd w:id="1042936409"/>
+      <w:bookmarkEnd w:id="290874558"/>
     </w:p>
     <w:p>
       <w:pPr>
